--- a/fuentes/CF1_21720197_DU.docx
+++ b/fuentes/CF1_21720197_DU.docx
@@ -1923,7 +1923,7 @@
           <w:noProof/>
         </w:rPr>
         <w:drawing>
-          <wp:inline distT="0" distB="0" distL="0" distR="0" wp14:anchorId="0EAC3CA9" wp14:editId="3CC3C5D5">
+          <wp:inline distT="0" distB="0" distL="0" distR="0" wp14:anchorId="0EAC3CA9" wp14:editId="05331606">
             <wp:extent cx="4680000" cy="2633280"/>
             <wp:effectExtent l="0" t="0" r="6350" b="0"/>
             <wp:docPr id="1" name="Imagen 1">
@@ -2042,24 +2042,37 @@
             <w:r>
               <w:t>En la actual era de la información, la gestión eficiente de los datos se ha</w:t>
             </w:r>
+            <w:r>
+              <w:t xml:space="preserve"> </w:t>
+            </w:r>
+            <w:r>
+              <w:t xml:space="preserve">consolidado como una competencia transversal e indispensable en todos los sectores productivos y académicos. Este curso virtual enmarcado dentro de la oferta de formación complementaria del SENA surge como respuesta a la necesidad de formar talento humano capaz de organizar, estructurar, proteger y analizar grandes volúmenes de información mediante herramientas tecnológicas estandarizadas. </w:t>
+            </w:r>
           </w:p>
           <w:p>
-            <w:pPr>
-              <w:ind w:firstLine="0"/>
-            </w:pPr>
-            <w:r>
-              <w:t xml:space="preserve">consolidado como una competencia transversal e indispensable en todos los sectores productivos y académicos. Este curso virtual enmarcado dentro de la oferta de formación complementaria del SENA surge como respuesta a la necesidad de formar talento humano capaz de organizar, estructurar, proteger y analizar grandes volúmenes de información mediante herramientas tecnológicas estandarizadas. </w:t>
+            <w:r>
+              <w:t>A través de este documento académico, el estudiante aprenderá a diseñar base</w:t>
+            </w:r>
+            <w:r>
+              <w:t>s</w:t>
+            </w:r>
+            <w:r>
+              <w:t xml:space="preserve"> de datos robustas y funcionales, partiendo desde la concepción lógica de la arquitectura lógica de los datos hasta su gestión avanzada mediante el uso del lenguaje de consulta estructurado SQL.</w:t>
             </w:r>
           </w:p>
           <w:p>
             <w:r>
-              <w:t>A través de este documento académico, el estudiante aprenderá a diseñar base de datos robustas y funcionales, partiendo desde la concepción lógica de la arquitectura lógica de los datos hasta su gestión avanzada mediante el uso del lenguaje de consulta estructurados SQL.</w:t>
-            </w:r>
-          </w:p>
-          <w:p>
-            <w:r>
               <w:lastRenderedPageBreak/>
-              <w:t>Se busca que el aprendiz trascienda la mera operatividad del software y desarrolle un pensamiento computacional que le permita estructurar soluciones informáticas coherentes y eficientes.</w:t>
+              <w:t xml:space="preserve">Se busca que el aprendiz trascienda la mera operatividad del </w:t>
+            </w:r>
+            <w:r>
+              <w:rPr>
+                <w:rStyle w:val="Extranjerismo"/>
+              </w:rPr>
+              <w:t>software</w:t>
+            </w:r>
+            <w:r>
+              <w:t xml:space="preserve"> y desarrolle un pensamiento computacional que le permita estructurar soluciones informáticas coherentes y eficientes.</w:t>
             </w:r>
           </w:p>
           <w:p>
@@ -2720,19 +2733,6 @@
           </wp:inline>
         </w:drawing>
       </w:r>
-    </w:p>
-    <w:p>
-      <w:pPr>
-        <w:rPr>
-          <w:lang w:val="es-419" w:eastAsia="es-CO"/>
-        </w:rPr>
-      </w:pPr>
-      <w:r>
-        <w:rPr>
-          <w:lang w:val="es-419" w:eastAsia="es-CO"/>
-        </w:rPr>
-        <w:t>Mientras que los factores se manifiestan como hábitos, creencias o actitudes individuales, los obstáculos y bloqueos de la creatividad actúan como barreras que condicionan el proceso de generación de ideas y la capacidad de innovación.</w:t>
-      </w:r>
       <w:r>
         <w:rPr>
           <w:lang w:val="es-419" w:eastAsia="es-CO"/>
@@ -2769,43 +2769,49 @@
           <w:b/>
           <w:bCs/>
         </w:rPr>
+        <w:t>Entorno de trabajo: empleo de la vista diseño</w:t>
+      </w:r>
+    </w:p>
+    <w:p>
+      <w:pPr>
+        <w:rPr>
+          <w:lang w:val="es-419" w:eastAsia="es-CO"/>
+        </w:rPr>
+      </w:pPr>
+      <w:r>
+        <w:rPr>
+          <w:lang w:val="es-419" w:eastAsia="es-CO"/>
+        </w:rPr>
+        <w:t>Para estructurar adecuadamente las tablas, el administrador de bases de datos debe trabajar en la Vista Diseño (</w:t>
+      </w:r>
+      <w:proofErr w:type="spellStart"/>
+      <w:r>
+        <w:rPr>
+          <w:rStyle w:val="Extranjerismo"/>
+          <w:lang w:val="es-419" w:eastAsia="es-CO"/>
+        </w:rPr>
+        <w:t>Design</w:t>
+      </w:r>
+      <w:proofErr w:type="spellEnd"/>
+      <w:r>
+        <w:rPr>
+          <w:rStyle w:val="Extranjerismo"/>
+          <w:lang w:val="es-419" w:eastAsia="es-CO"/>
+        </w:rPr>
+        <w:t xml:space="preserve"> View</w:t>
+      </w:r>
+      <w:r>
+        <w:rPr>
+          <w:lang w:val="es-419" w:eastAsia="es-CO"/>
+        </w:rPr>
+        <w:t xml:space="preserve">). A diferencia de la Vista Hoja de Datos </w:t>
+      </w:r>
+      <w:r>
+        <w:rPr>
+          <w:lang w:val="es-419" w:eastAsia="es-CO"/>
+        </w:rPr>
         <w:lastRenderedPageBreak/>
-        <w:t>Entorno de trabajo: empleo de la vista diseño</w:t>
-      </w:r>
-    </w:p>
-    <w:p>
-      <w:pPr>
-        <w:rPr>
-          <w:lang w:val="es-419" w:eastAsia="es-CO"/>
-        </w:rPr>
-      </w:pPr>
-      <w:r>
-        <w:rPr>
-          <w:lang w:val="es-419" w:eastAsia="es-CO"/>
-        </w:rPr>
-        <w:t>Para estructurar adecuadamente las tablas, el administrador de bases de datos debe trabajar en la Vista Diseño (</w:t>
-      </w:r>
-      <w:proofErr w:type="spellStart"/>
-      <w:r>
-        <w:rPr>
-          <w:rStyle w:val="Extranjerismo"/>
-          <w:lang w:val="es-419" w:eastAsia="es-CO"/>
-        </w:rPr>
-        <w:t>Design</w:t>
-      </w:r>
-      <w:proofErr w:type="spellEnd"/>
-      <w:r>
-        <w:rPr>
-          <w:rStyle w:val="Extranjerismo"/>
-          <w:lang w:val="es-419" w:eastAsia="es-CO"/>
-        </w:rPr>
-        <w:t xml:space="preserve"> View</w:t>
-      </w:r>
-      <w:r>
-        <w:rPr>
-          <w:lang w:val="es-419" w:eastAsia="es-CO"/>
-        </w:rPr>
-        <w:t>). A diferencia de la Vista Hoja de Datos (similar a una hoja de cálculo y utilizada para el ingreso de información), la Vista Diseño permite construir y definir la arquitectura interna de la tabla.</w:t>
+        <w:t>(similar a una hoja de cálculo y utilizada para el ingreso de información), la Vista Diseño permite construir y definir la arquitectura interna de la tabla.</w:t>
       </w:r>
     </w:p>
     <w:p>
@@ -2987,7 +2993,6 @@
         <w:rPr>
           <w:lang w:val="es-419" w:eastAsia="es-CO"/>
         </w:rPr>
-        <w:lastRenderedPageBreak/>
         <w:t>Ejemplo aplicado a un entorno formativo:</w:t>
       </w:r>
     </w:p>
@@ -3001,7 +3006,13 @@
         <w:rPr>
           <w:lang w:val="es-419" w:eastAsia="es-CO"/>
         </w:rPr>
-        <w:t>supóngase que el aprendiz debe crear un campo para registrar la nota de una evaluación, la cual debe estar comprendida estrictamente entre 0 y 100.</w:t>
+        <w:t>S</w:t>
+      </w:r>
+      <w:r>
+        <w:rPr>
+          <w:lang w:val="es-419" w:eastAsia="es-CO"/>
+        </w:rPr>
+        <w:t>upóngase que el aprendiz debe crear un campo para registrar la nota de una evaluación, la cual debe estar comprendida estrictamente entre 0 y 100.</w:t>
       </w:r>
     </w:p>
     <w:p>
@@ -3021,6 +3032,7 @@
           <w:bCs/>
           <w:lang w:val="es-419" w:eastAsia="es-CO"/>
         </w:rPr>
+        <w:lastRenderedPageBreak/>
         <w:t>Paso 1:</w:t>
       </w:r>
       <w:r>
@@ -3244,162 +3256,6 @@
         </w:rPr>
         <w:tab/>
       </w:r>
-      <w:r>
-        <w:rPr>
-          <w:lang w:val="es-419" w:eastAsia="es-CO"/>
-        </w:rPr>
-        <w:tab/>
-      </w:r>
-      <w:r>
-        <w:rPr>
-          <w:lang w:val="es-419" w:eastAsia="es-CO"/>
-        </w:rPr>
-        <w:tab/>
-      </w:r>
-      <w:r>
-        <w:rPr>
-          <w:lang w:val="es-419" w:eastAsia="es-CO"/>
-        </w:rPr>
-        <w:tab/>
-      </w:r>
-      <w:r>
-        <w:rPr>
-          <w:lang w:val="es-419" w:eastAsia="es-CO"/>
-        </w:rPr>
-        <w:tab/>
-      </w:r>
-      <w:r>
-        <w:rPr>
-          <w:lang w:val="es-419" w:eastAsia="es-CO"/>
-        </w:rPr>
-        <w:tab/>
-      </w:r>
-      <w:r>
-        <w:rPr>
-          <w:lang w:val="es-419" w:eastAsia="es-CO"/>
-        </w:rPr>
-        <w:tab/>
-      </w:r>
-      <w:r>
-        <w:rPr>
-          <w:lang w:val="es-419" w:eastAsia="es-CO"/>
-        </w:rPr>
-        <w:tab/>
-      </w:r>
-      <w:r>
-        <w:rPr>
-          <w:lang w:val="es-419" w:eastAsia="es-CO"/>
-        </w:rPr>
-        <w:tab/>
-      </w:r>
-      <w:r>
-        <w:rPr>
-          <w:lang w:val="es-419" w:eastAsia="es-CO"/>
-        </w:rPr>
-        <w:tab/>
-      </w:r>
-      <w:r>
-        <w:rPr>
-          <w:lang w:val="es-419" w:eastAsia="es-CO"/>
-        </w:rPr>
-        <w:tab/>
-      </w:r>
-      <w:r>
-        <w:rPr>
-          <w:lang w:val="es-419" w:eastAsia="es-CO"/>
-        </w:rPr>
-        <w:tab/>
-      </w:r>
-      <w:r>
-        <w:rPr>
-          <w:lang w:val="es-419" w:eastAsia="es-CO"/>
-        </w:rPr>
-        <w:tab/>
-      </w:r>
-      <w:r>
-        <w:rPr>
-          <w:lang w:val="es-419" w:eastAsia="es-CO"/>
-        </w:rPr>
-        <w:tab/>
-      </w:r>
-      <w:r>
-        <w:rPr>
-          <w:lang w:val="es-419" w:eastAsia="es-CO"/>
-        </w:rPr>
-        <w:tab/>
-      </w:r>
-      <w:r>
-        <w:rPr>
-          <w:lang w:val="es-419" w:eastAsia="es-CO"/>
-        </w:rPr>
-        <w:tab/>
-      </w:r>
-      <w:r>
-        <w:rPr>
-          <w:lang w:val="es-419" w:eastAsia="es-CO"/>
-        </w:rPr>
-        <w:tab/>
-      </w:r>
-      <w:r>
-        <w:rPr>
-          <w:lang w:val="es-419" w:eastAsia="es-CO"/>
-        </w:rPr>
-        <w:tab/>
-      </w:r>
-      <w:r>
-        <w:rPr>
-          <w:lang w:val="es-419" w:eastAsia="es-CO"/>
-        </w:rPr>
-        <w:tab/>
-      </w:r>
-      <w:r>
-        <w:rPr>
-          <w:lang w:val="es-419" w:eastAsia="es-CO"/>
-        </w:rPr>
-        <w:tab/>
-      </w:r>
-      <w:r>
-        <w:rPr>
-          <w:lang w:val="es-419" w:eastAsia="es-CO"/>
-        </w:rPr>
-        <w:tab/>
-      </w:r>
-      <w:r>
-        <w:rPr>
-          <w:lang w:val="es-419" w:eastAsia="es-CO"/>
-        </w:rPr>
-        <w:tab/>
-      </w:r>
-      <w:r>
-        <w:rPr>
-          <w:lang w:val="es-419" w:eastAsia="es-CO"/>
-        </w:rPr>
-        <w:tab/>
-      </w:r>
-      <w:r>
-        <w:rPr>
-          <w:lang w:val="es-419" w:eastAsia="es-CO"/>
-        </w:rPr>
-        <w:tab/>
-      </w:r>
-      <w:r>
-        <w:rPr>
-          <w:lang w:val="es-419" w:eastAsia="es-CO"/>
-        </w:rPr>
-        <w:tab/>
-      </w:r>
-      <w:r>
-        <w:rPr>
-          <w:lang w:val="es-419" w:eastAsia="es-CO"/>
-        </w:rPr>
-        <w:tab/>
-      </w:r>
-      <w:r>
-        <w:rPr>
-          <w:lang w:val="es-419" w:eastAsia="es-CO"/>
-        </w:rPr>
-        <w:tab/>
-      </w:r>
     </w:p>
     <w:p>
       <w:pPr>
@@ -3420,21 +3276,27 @@
           <w:bCs/>
           <w:lang w:val="es-419" w:eastAsia="es-CO"/>
         </w:rPr>
+        <w:t>Aplicación de macros y automatización de procesos</w:t>
+      </w:r>
+    </w:p>
+    <w:p>
+      <w:pPr>
+        <w:rPr>
+          <w:lang w:val="es-419" w:eastAsia="es-CO"/>
+        </w:rPr>
+      </w:pPr>
+      <w:r>
+        <w:rPr>
+          <w:lang w:val="es-419" w:eastAsia="es-CO"/>
+        </w:rPr>
+        <w:t xml:space="preserve">Una vez que la arquitectura base de los datos ha sido cimentada mediante la correcta identificación de tipos y atributos (como se exploró en el bloque anterior), el diseño de la base de datos debe evolucionar de un estado pasivo a uno dinámico e interactivo. Un repositorio de datos perfectamente estructurado carece de agilidad si </w:t>
+      </w:r>
+      <w:r>
+        <w:rPr>
+          <w:lang w:val="es-419" w:eastAsia="es-CO"/>
+        </w:rPr>
         <w:lastRenderedPageBreak/>
-        <w:t>Aplicación de macros y automatización de procesos</w:t>
-      </w:r>
-    </w:p>
-    <w:p>
-      <w:pPr>
-        <w:rPr>
-          <w:lang w:val="es-419" w:eastAsia="es-CO"/>
-        </w:rPr>
-      </w:pPr>
-      <w:r>
-        <w:rPr>
-          <w:lang w:val="es-419" w:eastAsia="es-CO"/>
-        </w:rPr>
-        <w:t>Una vez que la arquitectura base de los datos ha sido cimentada mediante la correcta identificación de tipos y atributos (como se exploró en el bloque anterior), el diseño de la base de datos debe evolucionar de un estado pasivo a uno dinámico e interactivo. Un repositorio de datos perfectamente estructurado carece de agilidad si las operaciones rutinarias deben ejecutarse manualmente. Es aquí donde convergen la lógica computacional y la eficiencia operativa a través de la automatización.</w:t>
+        <w:t>las operaciones rutinarias deben ejecutarse manualmente. Es aquí donde convergen la lógica computacional y la eficiencia operativa a través de la automatización.</w:t>
       </w:r>
     </w:p>
     <w:p>
@@ -3486,714 +3348,83 @@
         </w:rPr>
         <w:tab/>
       </w:r>
-      <w:r>
-        <w:rPr>
-          <w:lang w:val="es-419" w:eastAsia="es-CO"/>
-        </w:rPr>
-        <w:tab/>
-      </w:r>
-      <w:r>
-        <w:rPr>
-          <w:lang w:val="es-419" w:eastAsia="es-CO"/>
-        </w:rPr>
-        <w:tab/>
-      </w:r>
-      <w:r>
-        <w:rPr>
-          <w:lang w:val="es-419" w:eastAsia="es-CO"/>
-        </w:rPr>
-        <w:tab/>
-      </w:r>
-      <w:r>
-        <w:rPr>
-          <w:lang w:val="es-419" w:eastAsia="es-CO"/>
-        </w:rPr>
-        <w:tab/>
-      </w:r>
-      <w:r>
-        <w:rPr>
-          <w:lang w:val="es-419" w:eastAsia="es-CO"/>
-        </w:rPr>
-        <w:tab/>
-      </w:r>
-      <w:r>
-        <w:rPr>
-          <w:lang w:val="es-419" w:eastAsia="es-CO"/>
-        </w:rPr>
-        <w:tab/>
-      </w:r>
-      <w:r>
-        <w:rPr>
-          <w:lang w:val="es-419" w:eastAsia="es-CO"/>
-        </w:rPr>
-        <w:tab/>
-      </w:r>
-      <w:r>
-        <w:rPr>
-          <w:lang w:val="es-419" w:eastAsia="es-CO"/>
-        </w:rPr>
-        <w:tab/>
-      </w:r>
-      <w:r>
-        <w:rPr>
-          <w:lang w:val="es-419" w:eastAsia="es-CO"/>
-        </w:rPr>
-        <w:tab/>
-      </w:r>
-      <w:r>
-        <w:rPr>
-          <w:lang w:val="es-419" w:eastAsia="es-CO"/>
-        </w:rPr>
-        <w:tab/>
-      </w:r>
-      <w:r>
-        <w:rPr>
-          <w:lang w:val="es-419" w:eastAsia="es-CO"/>
-        </w:rPr>
-        <w:tab/>
-      </w:r>
-      <w:r>
-        <w:rPr>
-          <w:lang w:val="es-419" w:eastAsia="es-CO"/>
-        </w:rPr>
-        <w:tab/>
-      </w:r>
-      <w:r>
-        <w:rPr>
-          <w:lang w:val="es-419" w:eastAsia="es-CO"/>
-        </w:rPr>
-        <w:tab/>
-      </w:r>
-      <w:r>
-        <w:rPr>
-          <w:lang w:val="es-419" w:eastAsia="es-CO"/>
-        </w:rPr>
-        <w:tab/>
-      </w:r>
-      <w:r>
-        <w:rPr>
-          <w:lang w:val="es-419" w:eastAsia="es-CO"/>
-        </w:rPr>
-        <w:tab/>
-      </w:r>
-      <w:r>
-        <w:rPr>
-          <w:lang w:val="es-419" w:eastAsia="es-CO"/>
-        </w:rPr>
-        <w:tab/>
-      </w:r>
-      <w:r>
-        <w:rPr>
-          <w:lang w:val="es-419" w:eastAsia="es-CO"/>
-        </w:rPr>
-        <w:tab/>
-      </w:r>
-      <w:r>
-        <w:rPr>
-          <w:lang w:val="es-419" w:eastAsia="es-CO"/>
-        </w:rPr>
-        <w:tab/>
-      </w:r>
-      <w:r>
-        <w:rPr>
-          <w:lang w:val="es-419" w:eastAsia="es-CO"/>
-        </w:rPr>
-        <w:tab/>
-      </w:r>
-      <w:r>
-        <w:rPr>
-          <w:lang w:val="es-419" w:eastAsia="es-CO"/>
-        </w:rPr>
-        <w:tab/>
-      </w:r>
-      <w:r>
-        <w:rPr>
-          <w:lang w:val="es-419" w:eastAsia="es-CO"/>
-        </w:rPr>
-        <w:tab/>
-      </w:r>
-      <w:r>
-        <w:rPr>
-          <w:lang w:val="es-419" w:eastAsia="es-CO"/>
-        </w:rPr>
-        <w:tab/>
-      </w:r>
-      <w:r>
-        <w:rPr>
-          <w:lang w:val="es-419" w:eastAsia="es-CO"/>
-        </w:rPr>
-        <w:tab/>
-      </w:r>
-      <w:r>
-        <w:rPr>
-          <w:lang w:val="es-419" w:eastAsia="es-CO"/>
-        </w:rPr>
-        <w:tab/>
-      </w:r>
-      <w:r>
-        <w:rPr>
-          <w:lang w:val="es-419" w:eastAsia="es-CO"/>
-        </w:rPr>
-        <w:tab/>
-      </w:r>
-      <w:r>
-        <w:rPr>
-          <w:lang w:val="es-419" w:eastAsia="es-CO"/>
-        </w:rPr>
-        <w:tab/>
-      </w:r>
-      <w:r>
-        <w:rPr>
-          <w:lang w:val="es-419" w:eastAsia="es-CO"/>
-        </w:rPr>
-        <w:tab/>
-      </w:r>
-      <w:r>
-        <w:rPr>
-          <w:lang w:val="es-419" w:eastAsia="es-CO"/>
-        </w:rPr>
-        <w:tab/>
-      </w:r>
-      <w:r>
-        <w:rPr>
-          <w:lang w:val="es-419" w:eastAsia="es-CO"/>
-        </w:rPr>
-        <w:tab/>
-      </w:r>
-      <w:r>
-        <w:rPr>
-          <w:lang w:val="es-419" w:eastAsia="es-CO"/>
-        </w:rPr>
-        <w:tab/>
-      </w:r>
-      <w:r>
-        <w:rPr>
-          <w:lang w:val="es-419" w:eastAsia="es-CO"/>
-        </w:rPr>
-        <w:tab/>
-      </w:r>
-      <w:r>
-        <w:rPr>
-          <w:lang w:val="es-419" w:eastAsia="es-CO"/>
-        </w:rPr>
-        <w:tab/>
-      </w:r>
-      <w:r>
-        <w:rPr>
-          <w:lang w:val="es-419" w:eastAsia="es-CO"/>
-        </w:rPr>
-        <w:tab/>
-      </w:r>
-      <w:r>
-        <w:rPr>
-          <w:lang w:val="es-419" w:eastAsia="es-CO"/>
-        </w:rPr>
-        <w:tab/>
-      </w:r>
-      <w:r>
-        <w:rPr>
-          <w:lang w:val="es-419" w:eastAsia="es-CO"/>
-        </w:rPr>
-        <w:tab/>
-      </w:r>
-      <w:r>
-        <w:rPr>
-          <w:lang w:val="es-419" w:eastAsia="es-CO"/>
-        </w:rPr>
-        <w:tab/>
-      </w:r>
-      <w:r>
-        <w:rPr>
-          <w:lang w:val="es-419" w:eastAsia="es-CO"/>
-        </w:rPr>
-        <w:tab/>
-      </w:r>
-      <w:r>
-        <w:rPr>
-          <w:lang w:val="es-419" w:eastAsia="es-CO"/>
-        </w:rPr>
-        <w:tab/>
-      </w:r>
-      <w:r>
-        <w:rPr>
-          <w:lang w:val="es-419" w:eastAsia="es-CO"/>
-        </w:rPr>
-        <w:tab/>
-      </w:r>
-      <w:r>
-        <w:rPr>
-          <w:lang w:val="es-419" w:eastAsia="es-CO"/>
-        </w:rPr>
-        <w:tab/>
-      </w:r>
-      <w:r>
-        <w:rPr>
-          <w:lang w:val="es-419" w:eastAsia="es-CO"/>
-        </w:rPr>
-        <w:tab/>
-      </w:r>
-      <w:r>
-        <w:rPr>
-          <w:lang w:val="es-419" w:eastAsia="es-CO"/>
-        </w:rPr>
-        <w:tab/>
-      </w:r>
-      <w:r>
-        <w:rPr>
-          <w:lang w:val="es-419" w:eastAsia="es-CO"/>
-        </w:rPr>
-        <w:tab/>
-      </w:r>
-      <w:r>
-        <w:rPr>
-          <w:lang w:val="es-419" w:eastAsia="es-CO"/>
-        </w:rPr>
-        <w:tab/>
-      </w:r>
-      <w:r>
-        <w:rPr>
-          <w:lang w:val="es-419" w:eastAsia="es-CO"/>
-        </w:rPr>
-        <w:tab/>
-      </w:r>
-      <w:r>
-        <w:rPr>
-          <w:lang w:val="es-419" w:eastAsia="es-CO"/>
-        </w:rPr>
-        <w:tab/>
-      </w:r>
-      <w:r>
-        <w:rPr>
-          <w:lang w:val="es-419" w:eastAsia="es-CO"/>
-        </w:rPr>
-        <w:tab/>
-      </w:r>
-      <w:r>
-        <w:rPr>
-          <w:lang w:val="es-419" w:eastAsia="es-CO"/>
-        </w:rPr>
-        <w:tab/>
-      </w:r>
-      <w:r>
-        <w:rPr>
-          <w:lang w:val="es-419" w:eastAsia="es-CO"/>
-        </w:rPr>
-        <w:tab/>
-      </w:r>
-      <w:r>
-        <w:rPr>
-          <w:lang w:val="es-419" w:eastAsia="es-CO"/>
-        </w:rPr>
-        <w:tab/>
-      </w:r>
-      <w:r>
-        <w:rPr>
-          <w:lang w:val="es-419" w:eastAsia="es-CO"/>
-        </w:rPr>
-        <w:tab/>
-      </w:r>
-      <w:r>
-        <w:rPr>
-          <w:lang w:val="es-419" w:eastAsia="es-CO"/>
-        </w:rPr>
-        <w:tab/>
-      </w:r>
-      <w:r>
-        <w:rPr>
-          <w:lang w:val="es-419" w:eastAsia="es-CO"/>
-        </w:rPr>
-        <w:tab/>
-      </w:r>
-      <w:r>
-        <w:rPr>
-          <w:lang w:val="es-419" w:eastAsia="es-CO"/>
-        </w:rPr>
-        <w:tab/>
-      </w:r>
-      <w:r>
-        <w:rPr>
-          <w:lang w:val="es-419" w:eastAsia="es-CO"/>
-        </w:rPr>
-        <w:tab/>
-      </w:r>
-      <w:r>
-        <w:rPr>
-          <w:lang w:val="es-419" w:eastAsia="es-CO"/>
-        </w:rPr>
-        <w:tab/>
-      </w:r>
-      <w:r>
-        <w:rPr>
-          <w:lang w:val="es-419" w:eastAsia="es-CO"/>
-        </w:rPr>
-        <w:tab/>
-      </w:r>
-      <w:r>
-        <w:rPr>
-          <w:lang w:val="es-419" w:eastAsia="es-CO"/>
-        </w:rPr>
-        <w:tab/>
-      </w:r>
-      <w:r>
-        <w:rPr>
-          <w:lang w:val="es-419" w:eastAsia="es-CO"/>
-        </w:rPr>
-        <w:tab/>
-      </w:r>
-      <w:r>
-        <w:rPr>
-          <w:lang w:val="es-419" w:eastAsia="es-CO"/>
-        </w:rPr>
-        <w:tab/>
-      </w:r>
-      <w:r>
-        <w:rPr>
-          <w:lang w:val="es-419" w:eastAsia="es-CO"/>
-        </w:rPr>
-        <w:tab/>
-      </w:r>
-      <w:r>
-        <w:rPr>
-          <w:lang w:val="es-419" w:eastAsia="es-CO"/>
-        </w:rPr>
-        <w:tab/>
-      </w:r>
-      <w:r>
-        <w:rPr>
-          <w:lang w:val="es-419" w:eastAsia="es-CO"/>
-        </w:rPr>
-        <w:tab/>
-      </w:r>
-      <w:r>
-        <w:rPr>
-          <w:lang w:val="es-419" w:eastAsia="es-CO"/>
-        </w:rPr>
-        <w:tab/>
-      </w:r>
-      <w:r>
-        <w:rPr>
-          <w:lang w:val="es-419" w:eastAsia="es-CO"/>
-        </w:rPr>
-        <w:tab/>
-      </w:r>
-      <w:r>
-        <w:rPr>
-          <w:lang w:val="es-419" w:eastAsia="es-CO"/>
-        </w:rPr>
-        <w:tab/>
-      </w:r>
-      <w:r>
-        <w:rPr>
-          <w:lang w:val="es-419" w:eastAsia="es-CO"/>
-        </w:rPr>
-        <w:tab/>
-      </w:r>
-      <w:r>
-        <w:rPr>
-          <w:lang w:val="es-419" w:eastAsia="es-CO"/>
-        </w:rPr>
-        <w:tab/>
-      </w:r>
-      <w:r>
-        <w:rPr>
-          <w:lang w:val="es-419" w:eastAsia="es-CO"/>
-        </w:rPr>
-        <w:tab/>
-      </w:r>
-      <w:r>
-        <w:rPr>
-          <w:lang w:val="es-419" w:eastAsia="es-CO"/>
-        </w:rPr>
-        <w:tab/>
-      </w:r>
-      <w:r>
-        <w:rPr>
-          <w:lang w:val="es-419" w:eastAsia="es-CO"/>
-        </w:rPr>
-        <w:tab/>
-      </w:r>
-      <w:r>
-        <w:rPr>
-          <w:lang w:val="es-419" w:eastAsia="es-CO"/>
-        </w:rPr>
-        <w:tab/>
-      </w:r>
-      <w:r>
-        <w:rPr>
-          <w:lang w:val="es-419" w:eastAsia="es-CO"/>
-        </w:rPr>
-        <w:tab/>
-      </w:r>
-      <w:r>
-        <w:rPr>
-          <w:lang w:val="es-419" w:eastAsia="es-CO"/>
-        </w:rPr>
-        <w:tab/>
-      </w:r>
-      <w:r>
-        <w:rPr>
-          <w:lang w:val="es-419" w:eastAsia="es-CO"/>
-        </w:rPr>
-        <w:tab/>
-      </w:r>
-      <w:r>
-        <w:rPr>
-          <w:lang w:val="es-419" w:eastAsia="es-CO"/>
-        </w:rPr>
-        <w:tab/>
-      </w:r>
-      <w:r>
-        <w:rPr>
-          <w:lang w:val="es-419" w:eastAsia="es-CO"/>
-        </w:rPr>
-        <w:tab/>
-      </w:r>
-      <w:r>
-        <w:rPr>
-          <w:lang w:val="es-419" w:eastAsia="es-CO"/>
-        </w:rPr>
-        <w:tab/>
-      </w:r>
-      <w:r>
-        <w:rPr>
-          <w:lang w:val="es-419" w:eastAsia="es-CO"/>
-        </w:rPr>
-        <w:tab/>
-      </w:r>
-      <w:r>
-        <w:rPr>
-          <w:lang w:val="es-419" w:eastAsia="es-CO"/>
-        </w:rPr>
-        <w:tab/>
-      </w:r>
-      <w:r>
-        <w:rPr>
-          <w:lang w:val="es-419" w:eastAsia="es-CO"/>
-        </w:rPr>
-        <w:tab/>
-      </w:r>
-      <w:r>
-        <w:rPr>
-          <w:lang w:val="es-419" w:eastAsia="es-CO"/>
-        </w:rPr>
-        <w:tab/>
-      </w:r>
-      <w:r>
-        <w:rPr>
-          <w:lang w:val="es-419" w:eastAsia="es-CO"/>
-        </w:rPr>
-        <w:tab/>
-      </w:r>
-      <w:r>
-        <w:rPr>
-          <w:lang w:val="es-419" w:eastAsia="es-CO"/>
-        </w:rPr>
-        <w:tab/>
-      </w:r>
-      <w:r>
-        <w:rPr>
-          <w:lang w:val="es-419" w:eastAsia="es-CO"/>
-        </w:rPr>
-        <w:tab/>
-      </w:r>
-      <w:r>
-        <w:rPr>
-          <w:lang w:val="es-419" w:eastAsia="es-CO"/>
-        </w:rPr>
-        <w:tab/>
-      </w:r>
-      <w:r>
-        <w:rPr>
-          <w:lang w:val="es-419" w:eastAsia="es-CO"/>
-        </w:rPr>
-        <w:tab/>
-      </w:r>
-      <w:r>
-        <w:rPr>
-          <w:lang w:val="es-419" w:eastAsia="es-CO"/>
-        </w:rPr>
-        <w:tab/>
-      </w:r>
-      <w:r>
-        <w:rPr>
-          <w:lang w:val="es-419" w:eastAsia="es-CO"/>
-        </w:rPr>
-        <w:tab/>
-      </w:r>
-      <w:r>
-        <w:rPr>
-          <w:lang w:val="es-419" w:eastAsia="es-CO"/>
-        </w:rPr>
-        <w:tab/>
-      </w:r>
-      <w:r>
-        <w:rPr>
-          <w:lang w:val="es-419" w:eastAsia="es-CO"/>
-        </w:rPr>
-        <w:tab/>
-      </w:r>
-      <w:r>
-        <w:rPr>
-          <w:lang w:val="es-419" w:eastAsia="es-CO"/>
-        </w:rPr>
-        <w:tab/>
-      </w:r>
-      <w:r>
-        <w:rPr>
-          <w:lang w:val="es-419" w:eastAsia="es-CO"/>
-        </w:rPr>
-        <w:tab/>
-      </w:r>
-      <w:r>
-        <w:rPr>
-          <w:lang w:val="es-419" w:eastAsia="es-CO"/>
-        </w:rPr>
-        <w:tab/>
-      </w:r>
-      <w:r>
-        <w:rPr>
-          <w:lang w:val="es-419" w:eastAsia="es-CO"/>
-        </w:rPr>
-        <w:tab/>
-      </w:r>
-      <w:r>
-        <w:rPr>
-          <w:lang w:val="es-419" w:eastAsia="es-CO"/>
-        </w:rPr>
-        <w:tab/>
-      </w:r>
-      <w:r>
-        <w:rPr>
-          <w:lang w:val="es-419" w:eastAsia="es-CO"/>
-        </w:rPr>
-        <w:tab/>
-      </w:r>
-      <w:r>
-        <w:rPr>
-          <w:lang w:val="es-419" w:eastAsia="es-CO"/>
-        </w:rPr>
-        <w:tab/>
-      </w:r>
-      <w:r>
-        <w:rPr>
-          <w:lang w:val="es-419" w:eastAsia="es-CO"/>
-        </w:rPr>
-        <w:tab/>
-      </w:r>
-      <w:r>
-        <w:rPr>
-          <w:lang w:val="es-419" w:eastAsia="es-CO"/>
-        </w:rPr>
-        <w:tab/>
-      </w:r>
-      <w:r>
-        <w:rPr>
-          <w:lang w:val="es-419" w:eastAsia="es-CO"/>
-        </w:rPr>
-        <w:tab/>
-      </w:r>
-      <w:r>
-        <w:rPr>
-          <w:lang w:val="es-419" w:eastAsia="es-CO"/>
-        </w:rPr>
-        <w:tab/>
-      </w:r>
-      <w:r>
-        <w:rPr>
-          <w:lang w:val="es-419" w:eastAsia="es-CO"/>
-        </w:rPr>
-        <w:tab/>
-      </w:r>
-      <w:r>
-        <w:rPr>
-          <w:lang w:val="es-419" w:eastAsia="es-CO"/>
-        </w:rPr>
-        <w:tab/>
-      </w:r>
-      <w:r>
-        <w:rPr>
-          <w:lang w:val="es-419" w:eastAsia="es-CO"/>
-        </w:rPr>
-        <w:tab/>
-      </w:r>
-      <w:r>
-        <w:rPr>
-          <w:lang w:val="es-419" w:eastAsia="es-CO"/>
-        </w:rPr>
-        <w:tab/>
-      </w:r>
-      <w:r>
-        <w:rPr>
-          <w:lang w:val="es-419" w:eastAsia="es-CO"/>
-        </w:rPr>
-        <w:tab/>
-      </w:r>
-      <w:r>
-        <w:rPr>
-          <w:lang w:val="es-419" w:eastAsia="es-CO"/>
-        </w:rPr>
-        <w:tab/>
-      </w:r>
-      <w:r>
-        <w:rPr>
-          <w:lang w:val="es-419" w:eastAsia="es-CO"/>
-        </w:rPr>
-        <w:tab/>
-      </w:r>
-      <w:r>
-        <w:rPr>
-          <w:lang w:val="es-419" w:eastAsia="es-CO"/>
-        </w:rPr>
-        <w:tab/>
-      </w:r>
-      <w:r>
-        <w:rPr>
-          <w:lang w:val="es-419" w:eastAsia="es-CO"/>
-        </w:rPr>
-        <w:tab/>
-      </w:r>
-      <w:r>
-        <w:rPr>
-          <w:lang w:val="es-419" w:eastAsia="es-CO"/>
-        </w:rPr>
-        <w:tab/>
-      </w:r>
-      <w:r>
-        <w:rPr>
-          <w:lang w:val="es-419" w:eastAsia="es-CO"/>
-        </w:rPr>
-        <w:tab/>
-      </w:r>
-      <w:r>
-        <w:rPr>
-          <w:lang w:val="es-419" w:eastAsia="es-CO"/>
-        </w:rPr>
-        <w:tab/>
-      </w:r>
-      <w:r>
-        <w:rPr>
-          <w:lang w:val="es-419" w:eastAsia="es-CO"/>
-        </w:rPr>
-        <w:tab/>
-      </w:r>
-      <w:r>
-        <w:rPr>
-          <w:lang w:val="es-419" w:eastAsia="es-CO"/>
-        </w:rPr>
-        <w:tab/>
-      </w:r>
-      <w:r>
-        <w:rPr>
-          <w:lang w:val="es-419" w:eastAsia="es-CO"/>
-        </w:rPr>
-        <w:tab/>
-      </w:r>
-      <w:r>
-        <w:rPr>
-          <w:lang w:val="es-419" w:eastAsia="es-CO"/>
-        </w:rPr>
-        <w:tab/>
-      </w:r>
+    </w:p>
+    <w:p>
+      <w:pPr>
+        <w:rPr>
+          <w:lang w:val="es-419" w:eastAsia="es-CO"/>
+        </w:rPr>
+      </w:pPr>
+    </w:p>
+    <w:p>
+      <w:pPr>
+        <w:rPr>
+          <w:lang w:val="es-419" w:eastAsia="es-CO"/>
+        </w:rPr>
+      </w:pPr>
+    </w:p>
+    <w:p>
+      <w:pPr>
+        <w:rPr>
+          <w:lang w:val="es-419" w:eastAsia="es-CO"/>
+        </w:rPr>
+      </w:pPr>
+    </w:p>
+    <w:p>
+      <w:pPr>
+        <w:rPr>
+          <w:lang w:val="es-419" w:eastAsia="es-CO"/>
+        </w:rPr>
+      </w:pPr>
+    </w:p>
+    <w:p>
+      <w:pPr>
+        <w:rPr>
+          <w:lang w:val="es-419" w:eastAsia="es-CO"/>
+        </w:rPr>
+      </w:pPr>
+    </w:p>
+    <w:p>
+      <w:pPr>
+        <w:rPr>
+          <w:lang w:val="es-419" w:eastAsia="es-CO"/>
+        </w:rPr>
+      </w:pPr>
+    </w:p>
+    <w:p>
+      <w:pPr>
+        <w:rPr>
+          <w:lang w:val="es-419" w:eastAsia="es-CO"/>
+        </w:rPr>
+      </w:pPr>
+    </w:p>
+    <w:p>
+      <w:pPr>
+        <w:rPr>
+          <w:lang w:val="es-419" w:eastAsia="es-CO"/>
+        </w:rPr>
+      </w:pPr>
+    </w:p>
+    <w:p>
+      <w:pPr>
+        <w:rPr>
+          <w:lang w:val="es-419" w:eastAsia="es-CO"/>
+        </w:rPr>
+      </w:pPr>
+    </w:p>
+    <w:p>
+      <w:pPr>
+        <w:rPr>
+          <w:lang w:val="es-419" w:eastAsia="es-CO"/>
+        </w:rPr>
+      </w:pPr>
+    </w:p>
+    <w:p>
+      <w:pPr>
+        <w:rPr>
+          <w:lang w:val="es-419" w:eastAsia="es-CO"/>
+        </w:rPr>
+      </w:pPr>
       <w:r>
         <w:rPr>
           <w:lang w:val="es-419" w:eastAsia="es-CO"/>
@@ -4624,12 +3855,6 @@
         </w:rPr>
         <w:tab/>
       </w:r>
-      <w:r>
-        <w:rPr>
-          <w:lang w:val="es-419" w:eastAsia="es-CO"/>
-        </w:rPr>
-        <w:tab/>
-      </w:r>
     </w:p>
     <w:p>
       <w:pPr>
@@ -4760,6 +3985,7 @@
         </w:rPr>
         <w:t>Al hacer clic (</w:t>
       </w:r>
+      <w:proofErr w:type="spellStart"/>
       <w:r>
         <w:rPr>
           <w:rStyle w:val="Extranjerismo"/>
@@ -4767,7 +3993,17 @@
           <w:bCs/>
           <w:lang w:val="es-419" w:eastAsia="es-CO"/>
         </w:rPr>
-        <w:t xml:space="preserve">on </w:t>
+        <w:t>on</w:t>
+      </w:r>
+      <w:proofErr w:type="spellEnd"/>
+      <w:r>
+        <w:rPr>
+          <w:rStyle w:val="Extranjerismo"/>
+          <w:b/>
+          <w:bCs/>
+          <w:lang w:val="es-419" w:eastAsia="es-CO"/>
+        </w:rPr>
+        <w:t xml:space="preserve"> </w:t>
       </w:r>
       <w:proofErr w:type="spellStart"/>
       <w:proofErr w:type="gramStart"/>
@@ -4954,6 +4190,7 @@
         </w:rPr>
         <w:t>Al recibir el enfoque (</w:t>
       </w:r>
+      <w:proofErr w:type="spellStart"/>
       <w:r>
         <w:rPr>
           <w:rStyle w:val="Extranjerismo"/>
@@ -4961,7 +4198,17 @@
           <w:bCs/>
           <w:lang w:val="es-419" w:eastAsia="es-CO"/>
         </w:rPr>
-        <w:t xml:space="preserve">on </w:t>
+        <w:t>on</w:t>
+      </w:r>
+      <w:proofErr w:type="spellEnd"/>
+      <w:r>
+        <w:rPr>
+          <w:rStyle w:val="Extranjerismo"/>
+          <w:b/>
+          <w:bCs/>
+          <w:lang w:val="es-419" w:eastAsia="es-CO"/>
+        </w:rPr>
+        <w:t xml:space="preserve"> </w:t>
       </w:r>
       <w:proofErr w:type="spellStart"/>
       <w:r>
@@ -5275,15 +4522,6 @@
       <w:r>
         <w:tab/>
       </w:r>
-      <w:r>
-        <w:tab/>
-      </w:r>
-      <w:r>
-        <w:tab/>
-      </w:r>
-      <w:r>
-        <w:tab/>
-      </w:r>
     </w:p>
     <w:p>
       <w:pPr>
@@ -5726,6 +4964,13 @@
         </w:rPr>
         <w:tab/>
       </w:r>
+    </w:p>
+    <w:p>
+      <w:pPr>
+        <w:rPr>
+          <w:lang w:val="es-419" w:eastAsia="es-CO"/>
+        </w:rPr>
+      </w:pPr>
       <w:r>
         <w:rPr>
           <w:lang w:val="es-419" w:eastAsia="es-CO"/>
@@ -5934,6 +5179,7 @@
       <w:proofErr w:type="spellStart"/>
       <w:r>
         <w:rPr>
+          <w:rStyle w:val="Extranjerismo"/>
           <w:b/>
           <w:bCs/>
           <w:lang w:val="es-419" w:eastAsia="es-CO"/>
@@ -5943,15 +5189,53 @@
       <w:proofErr w:type="spellEnd"/>
       <w:r>
         <w:rPr>
-          <w:b/>
-          <w:bCs/>
-          <w:lang w:val="es-419" w:eastAsia="es-CO"/>
-        </w:rPr>
-        <w:t xml:space="preserve">... then... </w:t>
+          <w:rStyle w:val="Extranjerismo"/>
+          <w:b/>
+          <w:bCs/>
+          <w:lang w:val="es-419" w:eastAsia="es-CO"/>
+        </w:rPr>
+        <w:t>.</w:t>
+      </w:r>
+      <w:r>
+        <w:rPr>
+          <w:b/>
+          <w:bCs/>
+          <w:lang w:val="es-419" w:eastAsia="es-CO"/>
+        </w:rPr>
+        <w:t xml:space="preserve">.. </w:t>
       </w:r>
       <w:proofErr w:type="spellStart"/>
       <w:r>
         <w:rPr>
+          <w:rStyle w:val="Extranjerismo"/>
+          <w:b/>
+          <w:bCs/>
+          <w:lang w:val="es-419" w:eastAsia="es-CO"/>
+        </w:rPr>
+        <w:t>then</w:t>
+      </w:r>
+      <w:proofErr w:type="spellEnd"/>
+      <w:r>
+        <w:rPr>
+          <w:rStyle w:val="Extranjerismo"/>
+          <w:b/>
+          <w:bCs/>
+          <w:lang w:val="es-419" w:eastAsia="es-CO"/>
+        </w:rPr>
+        <w:t>.</w:t>
+      </w:r>
+      <w:r>
+        <w:rPr>
+          <w:b/>
+          <w:bCs/>
+          <w:lang w:val="es-419" w:eastAsia="es-CO"/>
+        </w:rPr>
+        <w:t xml:space="preserve">.. </w:t>
+      </w:r>
+      <w:proofErr w:type="spellStart"/>
+      <w:r>
+        <w:rPr>
+          <w:rStyle w:val="Extranjerismo"/>
           <w:b/>
           <w:bCs/>
           <w:lang w:val="es-419" w:eastAsia="es-CO"/>
@@ -6014,7 +5298,20 @@
         <w:rPr>
           <w:lang w:val="es-419" w:eastAsia="es-CO"/>
         </w:rPr>
-        <w:t>El diseño de una macro, en un contexto real de formación profesional, no inicia en el software, sino en el análisis del requerimiento. Este proceso articulado comprende los siguientes pasos:</w:t>
+        <w:t xml:space="preserve">El diseño de una macro, en un contexto real de formación profesional, no inicia en el </w:t>
+      </w:r>
+      <w:r>
+        <w:rPr>
+          <w:rStyle w:val="Extranjerismo"/>
+          <w:lang w:val="es-419" w:eastAsia="es-CO"/>
+        </w:rPr>
+        <w:t>software</w:t>
+      </w:r>
+      <w:r>
+        <w:rPr>
+          <w:lang w:val="es-419" w:eastAsia="es-CO"/>
+        </w:rPr>
+        <w:t>, sino en el análisis del requerimiento. Este proceso articulado comprende los siguientes pasos:</w:t>
       </w:r>
     </w:p>
     <w:p>
@@ -7744,11 +7041,15 @@
     <w:p>
       <w:pPr>
         <w:pStyle w:val="Ttulo1"/>
+        <w:numPr>
+          <w:ilvl w:val="0"/>
+          <w:numId w:val="6"/>
+        </w:numPr>
       </w:pPr>
       <w:bookmarkStart w:id="17" w:name="_Toc233264183"/>
       <w:r>
         <w:lastRenderedPageBreak/>
-        <w:t>3. Interoperabilidad: exportación e importación de datos</w:t>
+        <w:t>Interoperabilidad: exportación e importación de datos</w:t>
       </w:r>
       <w:bookmarkEnd w:id="17"/>
       <w:r>
@@ -7883,6 +7184,9 @@
         <w:t>Integración con sistemas locales y ofimático</w:t>
       </w:r>
       <w:bookmarkEnd w:id="23"/>
+      <w:r>
+        <w:t>s</w:t>
+      </w:r>
     </w:p>
     <w:p>
       <w:r>
@@ -7939,9 +7243,9 @@
         <w:t>La exportación es el proceso inverso. Ocurre frecuentemente después de que el administrador ha utilizado el lenguaje de consultas SQL para extraer un conjunto de datos específico. Por ejemplo, tras ejecutar una consulta que filtra a los aprendices con rendimiento sobresaliente, ese resultado (esa tabla virtual) puede exportarse a Excel para que el departamento de bienestar estudiantil realice gráficos dinámicos, o a un archivo PDF para generar un boletín inmodificable y listo para impresión.</w:t>
       </w:r>
     </w:p>
-    <w:p/>
-    <w:p>
-      <w:r>
+    <w:p>
+      <w:r>
+        <w:lastRenderedPageBreak/>
         <w:t>Para complementar toda esta información, se invita al aprendiz a visitar el siguiente pódcast, que será de gran utilidad:</w:t>
       </w:r>
     </w:p>
@@ -7978,7 +7282,13 @@
               <w:t xml:space="preserve">Transcripción del pódcast. </w:t>
             </w:r>
             <w:r>
-              <w:t>El proceso de Importación local</w:t>
+              <w:t xml:space="preserve">El proceso de </w:t>
+            </w:r>
+            <w:r>
+              <w:t>i</w:t>
+            </w:r>
+            <w:r>
+              <w:t>mportación local</w:t>
             </w:r>
           </w:p>
         </w:tc>
@@ -8015,12 +7325,12 @@
           </w:p>
           <w:p>
             <w:r>
-              <w:lastRenderedPageBreak/>
               <w:t xml:space="preserve">Hombre: ahí aparece el famoso error de conversión. El sistema no puede traducir letras en valores numéricos, y esto protege la integridad de la base de datos, evitando que entre información incompatible. </w:t>
             </w:r>
           </w:p>
           <w:p>
             <w:r>
+              <w:lastRenderedPageBreak/>
               <w:t xml:space="preserve">Hombre: así que, la próxima vez que realicen una importación local, tómense un momento para revisar la estructura. Tengan en cuenta que no se trata solo de mover datos, sino de garantizar que cada pieza encaje perfectamente en su nuevo lugar. </w:t>
             </w:r>
           </w:p>
@@ -8074,281 +7384,44 @@
       <w:r>
         <w:tab/>
       </w:r>
-      <w:r>
-        <w:tab/>
-      </w:r>
-      <w:r>
-        <w:tab/>
-      </w:r>
-      <w:r>
-        <w:tab/>
-      </w:r>
-      <w:r>
-        <w:tab/>
-      </w:r>
-      <w:r>
-        <w:tab/>
-      </w:r>
-      <w:r>
-        <w:tab/>
-      </w:r>
-      <w:r>
-        <w:tab/>
-      </w:r>
-      <w:r>
-        <w:tab/>
-      </w:r>
-      <w:r>
-        <w:tab/>
-      </w:r>
-      <w:r>
-        <w:tab/>
-      </w:r>
-      <w:r>
-        <w:tab/>
-      </w:r>
-      <w:r>
-        <w:tab/>
-      </w:r>
-      <w:r>
-        <w:tab/>
-      </w:r>
-      <w:r>
-        <w:tab/>
-      </w:r>
-      <w:r>
-        <w:tab/>
-      </w:r>
-      <w:r>
-        <w:tab/>
-      </w:r>
-      <w:r>
-        <w:tab/>
-      </w:r>
-      <w:r>
-        <w:tab/>
-      </w:r>
-      <w:r>
-        <w:tab/>
-      </w:r>
-      <w:r>
-        <w:tab/>
-      </w:r>
-      <w:r>
-        <w:tab/>
-      </w:r>
-      <w:r>
-        <w:tab/>
-      </w:r>
-      <w:r>
-        <w:tab/>
-      </w:r>
-      <w:r>
-        <w:tab/>
-      </w:r>
-      <w:r>
-        <w:tab/>
-      </w:r>
-      <w:r>
-        <w:tab/>
-      </w:r>
-      <w:r>
-        <w:tab/>
-      </w:r>
-      <w:r>
-        <w:tab/>
-      </w:r>
-      <w:r>
-        <w:tab/>
-      </w:r>
-      <w:r>
-        <w:tab/>
-      </w:r>
-      <w:r>
-        <w:tab/>
-      </w:r>
-      <w:r>
-        <w:tab/>
-      </w:r>
-      <w:r>
-        <w:tab/>
-      </w:r>
-      <w:r>
-        <w:tab/>
-      </w:r>
-      <w:r>
-        <w:tab/>
-      </w:r>
-      <w:r>
-        <w:tab/>
-      </w:r>
-      <w:r>
-        <w:tab/>
-      </w:r>
-      <w:r>
-        <w:tab/>
-      </w:r>
-      <w:r>
-        <w:tab/>
-      </w:r>
-      <w:r>
-        <w:tab/>
-      </w:r>
-      <w:r>
-        <w:tab/>
-      </w:r>
-      <w:r>
-        <w:tab/>
-      </w:r>
-      <w:r>
-        <w:tab/>
-      </w:r>
-      <w:r>
-        <w:tab/>
-      </w:r>
-      <w:r>
-        <w:tab/>
-      </w:r>
-      <w:r>
-        <w:tab/>
-      </w:r>
-      <w:r>
-        <w:tab/>
-      </w:r>
-      <w:r>
-        <w:tab/>
-      </w:r>
-      <w:r>
-        <w:tab/>
-      </w:r>
-      <w:r>
-        <w:tab/>
-      </w:r>
-      <w:r>
-        <w:tab/>
-      </w:r>
-      <w:r>
-        <w:tab/>
-      </w:r>
-      <w:r>
-        <w:tab/>
-      </w:r>
-      <w:r>
-        <w:tab/>
-      </w:r>
-      <w:r>
-        <w:tab/>
-      </w:r>
-      <w:r>
-        <w:tab/>
-      </w:r>
-      <w:r>
-        <w:tab/>
-      </w:r>
-      <w:r>
-        <w:tab/>
-      </w:r>
-      <w:r>
-        <w:tab/>
-      </w:r>
-      <w:r>
-        <w:tab/>
-      </w:r>
-      <w:r>
-        <w:tab/>
-      </w:r>
-      <w:r>
-        <w:tab/>
-      </w:r>
-      <w:r>
-        <w:tab/>
-      </w:r>
-      <w:r>
-        <w:tab/>
-      </w:r>
-      <w:r>
-        <w:tab/>
-      </w:r>
-      <w:r>
-        <w:tab/>
-      </w:r>
-      <w:r>
-        <w:tab/>
-      </w:r>
-      <w:r>
-        <w:tab/>
-      </w:r>
-      <w:r>
-        <w:tab/>
-      </w:r>
-      <w:r>
-        <w:tab/>
-      </w:r>
-      <w:r>
-        <w:tab/>
-      </w:r>
-      <w:r>
-        <w:tab/>
-      </w:r>
-      <w:r>
-        <w:tab/>
-      </w:r>
-      <w:r>
-        <w:tab/>
-      </w:r>
-      <w:r>
-        <w:tab/>
-      </w:r>
-      <w:r>
-        <w:tab/>
-      </w:r>
-      <w:r>
-        <w:tab/>
-      </w:r>
-      <w:r>
-        <w:tab/>
-      </w:r>
-      <w:r>
-        <w:tab/>
-      </w:r>
-      <w:r>
-        <w:tab/>
-      </w:r>
-    </w:p>
-    <w:p>
+    </w:p>
+    <w:p>
+      <w:r>
+        <w:t>A diferencia de la importación tradicional (donde se crea una copia estática de los datos en el disco local), la vinculación a través de internet permite que Access actúe como una interfaz de usuario o "</w:t>
+      </w:r>
+      <w:r>
+        <w:rPr>
+          <w:rStyle w:val="Extranjerismo"/>
+        </w:rPr>
+        <w:t>Front-end</w:t>
+      </w:r>
+      <w:r>
+        <w:t>", mientras que los datos reales residen en un servidor web remoto o "</w:t>
+      </w:r>
+      <w:r>
+        <w:rPr>
+          <w:rStyle w:val="Extranjerismo"/>
+        </w:rPr>
+        <w:t>Back-end</w:t>
+      </w:r>
+      <w:r>
+        <w:t>". Esto significa que cualquier cambio realizado mediante formularios o consultas SQL en Access se actualizará en tiempo real en la nube, permitiendo el trabajo colaborativo simultáneo desde diferentes ubicaciones geográficas.</w:t>
+      </w:r>
+    </w:p>
+    <w:p>
+      <w:r>
+        <w:rPr>
+          <w:b/>
+          <w:bCs/>
+        </w:rPr>
+        <w:t>Ejemplo aplicado:</w:t>
+      </w:r>
+      <w:r>
+        <w:t xml:space="preserve"> supóngase que una red de centros de formación del SENA en diferentes ciudades necesita actualizar un inventario centralizado de equipos de </w:t>
+      </w:r>
       <w:r>
         <w:lastRenderedPageBreak/>
-        <w:t>A diferencia de la importación tradicional (donde se crea una copia estática de los datos en el disco local), la vinculación a través de internet permite que Access actúe como una interfaz de usuario o "</w:t>
-      </w:r>
-      <w:r>
-        <w:rPr>
-          <w:rStyle w:val="Extranjerismo"/>
-        </w:rPr>
-        <w:t>Front - end</w:t>
-      </w:r>
-      <w:r>
-        <w:t>", mientras que los datos reales residen en un servidor web remoto o "</w:t>
-      </w:r>
-      <w:r>
-        <w:rPr>
-          <w:rStyle w:val="Extranjerismo"/>
-        </w:rPr>
-        <w:t>Back - end</w:t>
-      </w:r>
-      <w:r>
-        <w:t>". Esto significa que cualquier cambio realizado mediante formularios o consultas SQL en Access se actualizará en tiempo real en la nube, permitiendo el trabajo colaborativo simultáneo desde diferentes ubicaciones geográficas.</w:t>
-      </w:r>
-    </w:p>
-    <w:p>
-      <w:r>
-        <w:rPr>
-          <w:b/>
-          <w:bCs/>
-        </w:rPr>
-        <w:t>Ejemplo aplicado:</w:t>
-      </w:r>
-      <w:r>
-        <w:t xml:space="preserve"> supóngase que una red de centros de formación del SENA en diferentes ciudades necesita actualizar un inventario centralizado de equipos de cómputo. En lugar de que cada centro envíe un archivo de Excel semanal por correo, se configura una tabla en la nube (SharePoint o Azure SQL). Cada aprendiz administrador en su respectiva ciudad utiliza Access vinculado a esa base de datos en línea. Cuando insertan un nuevo equipo mediante un formulario local, el dato viaja por internet y actualiza el repositorio central instantáneamente, garantizando que todos tengan acceso a la misma "verdad" de los datos en tiempo real (Pérez y Domínguez, 2025).</w:t>
+        <w:t>cómputo. En lugar de que cada centro envíe un archivo de Excel semanal por correo, se configura una tabla en la nube (SharePoint o Azure SQL). Cada aprendiz administrador en su respectiva ciudad utiliza Access vinculado a esa base de datos en línea. Cuando insertan un nuevo equipo mediante un formulario local, el dato viaja por internet y actualiza el repositorio central instantáneamente, garantizando que todos tengan acceso a la misma "verdad" de los datos en tiempo real (Pérez y Domínguez, 2025).</w:t>
       </w:r>
     </w:p>
     <w:p/>
@@ -9076,7 +8149,7 @@
     </w:p>
     <w:p>
       <w:r>
-        <w:t>García, M., &amp; Muñoz, L. (2021). Gestión de bases de datos relacionales en entornos educativos: Un enfoque constructivista. Editorial Síntesis Digital.</w:t>
+        <w:t>García, M., &amp; Muñoz, L. (2021). Gestión de bases de datos relacionales en entornos educativos: Un enfoque constructivista. Síntesis Digital.</w:t>
       </w:r>
     </w:p>
     <w:p>
@@ -9091,7 +8164,16 @@
     </w:p>
     <w:p>
       <w:r>
-        <w:t>Martínez, C., &amp; Silva, R. (2022). Arquitectura de datos y restricciones lógicas: Previniendo el error humano mediante software. Anales de la Informática Educativa, 33(4), 200-215.</w:t>
+        <w:t xml:space="preserve">Martínez, C., &amp; Silva, R. (2022). Arquitectura de datos y restricciones lógicas: Previniendo el error humano mediante </w:t>
+      </w:r>
+      <w:r>
+        <w:rPr>
+          <w:rStyle w:val="Extranjerismo"/>
+        </w:rPr>
+        <w:t>software</w:t>
+      </w:r>
+      <w:r>
+        <w:t>. Anales de la Informática Educativa, 33(4), 200-215.</w:t>
       </w:r>
     </w:p>
     <w:p>
@@ -9101,7 +8183,16 @@
     </w:p>
     <w:p>
       <w:r>
-        <w:t>Pérez, L., &amp; Domínguez, F. (2025). Bases de datos en la nube y trabajo colaborativo sincrónico. Revista Latinoamericana de Ingeniería de Software, 19(1), 77-92.</w:t>
+        <w:t xml:space="preserve">Pérez, L., &amp; Domínguez, F. (2025). Bases de datos en la nube y trabajo colaborativo sincrónico. Revista Latinoamericana de Ingeniería de </w:t>
+      </w:r>
+      <w:r>
+        <w:rPr>
+          <w:rStyle w:val="Extranjerismo"/>
+        </w:rPr>
+        <w:t>Software</w:t>
+      </w:r>
+      <w:r>
+        <w:t>, 19(1), 77-92.</w:t>
       </w:r>
     </w:p>
     <w:p>
@@ -9460,7 +8551,13 @@
               </w:rPr>
             </w:pPr>
             <w:r>
-              <w:t>Diseñador de contenidos</w:t>
+              <w:t>Diseñador</w:t>
+            </w:r>
+            <w:r>
+              <w:t>a</w:t>
+            </w:r>
+            <w:r>
+              <w:t xml:space="preserve"> de contenidos</w:t>
             </w:r>
           </w:p>
         </w:tc>
@@ -9510,7 +8607,13 @@
               </w:rPr>
             </w:pPr>
             <w:r>
-              <w:t xml:space="preserve">Desarrollador </w:t>
+              <w:t>Desarrollador</w:t>
+            </w:r>
+            <w:r>
+              <w:t>a</w:t>
+            </w:r>
+            <w:r>
+              <w:t xml:space="preserve"> </w:t>
             </w:r>
             <w:r>
               <w:rPr>
@@ -14484,7 +13587,7 @@
     <w:autoRedefine/>
     <w:uiPriority w:val="9"/>
     <w:qFormat/>
-    <w:rsid w:val="00C52814"/>
+    <w:rsid w:val="006608FB"/>
     <w:pPr>
       <w:shd w:val="clear" w:color="auto" w:fill="FFFFFF"/>
       <w:spacing w:before="280" w:after="120"/>
@@ -14631,6 +13734,7 @@
   <w:style w:type="character" w:default="1" w:styleId="Fuentedeprrafopredeter">
     <w:name w:val="Default Paragraph Font"/>
     <w:uiPriority w:val="1"/>
+    <w:semiHidden/>
     <w:unhideWhenUsed/>
   </w:style>
   <w:style w:type="table" w:default="1" w:styleId="Tablanormal">
@@ -14684,7 +13788,7 @@
     <w:basedOn w:val="Fuentedeprrafopredeter"/>
     <w:link w:val="Ttulo1"/>
     <w:uiPriority w:val="9"/>
-    <w:rsid w:val="00C52814"/>
+    <w:rsid w:val="006608FB"/>
     <w:rPr>
       <w:rFonts w:ascii="Calibri" w:eastAsia="Times New Roman" w:hAnsi="Calibri" w:cs="Times New Roman (Títulos en alf"/>
       <w:b/>
@@ -16104,14 +15208,7 @@
 </file>
 
 <file path=customXml/item2.xml><?xml version="1.0" encoding="utf-8"?>
-<p:properties xmlns:p="http://schemas.microsoft.com/office/2006/metadata/properties" xmlns:xsi="http://www.w3.org/2001/XMLSchema-instance" xmlns:pc="http://schemas.microsoft.com/office/infopath/2007/PartnerControls">
-  <documentManagement>
-    <TaxCatchAll xmlns="13c90a0b-73bc-4dc0-be5f-28d77b615beb" xsi:nil="true"/>
-    <lcf76f155ced4ddcb4097134ff3c332f xmlns="13c93bba-48ce-428c-bfe5-88b42c19b028">
-      <Terms xmlns="http://schemas.microsoft.com/office/infopath/2007/PartnerControls"/>
-    </lcf76f155ced4ddcb4097134ff3c332f>
-  </documentManagement>
-</p:properties>
+<b:Sources xmlns:b="http://schemas.openxmlformats.org/officeDocument/2006/bibliography" xmlns="http://schemas.openxmlformats.org/officeDocument/2006/bibliography" SelectedStyle="\APASixthEditionOfficeOnline.xsl" StyleName="APA" Version="6"/>
 </file>
 
 <file path=customXml/item3.xml><?xml version="1.0" encoding="utf-8"?>
@@ -16124,7 +15221,14 @@
 </file>
 
 <file path=customXml/item4.xml><?xml version="1.0" encoding="utf-8"?>
-<b:Sources xmlns:b="http://schemas.openxmlformats.org/officeDocument/2006/bibliography" xmlns="http://schemas.openxmlformats.org/officeDocument/2006/bibliography" SelectedStyle="\APASixthEditionOfficeOnline.xsl" StyleName="APA" Version="6"/>
+<p:properties xmlns:p="http://schemas.microsoft.com/office/2006/metadata/properties" xmlns:xsi="http://www.w3.org/2001/XMLSchema-instance" xmlns:pc="http://schemas.microsoft.com/office/infopath/2007/PartnerControls">
+  <documentManagement>
+    <TaxCatchAll xmlns="13c90a0b-73bc-4dc0-be5f-28d77b615beb" xsi:nil="true"/>
+    <lcf76f155ced4ddcb4097134ff3c332f xmlns="13c93bba-48ce-428c-bfe5-88b42c19b028">
+      <Terms xmlns="http://schemas.microsoft.com/office/infopath/2007/PartnerControls"/>
+    </lcf76f155ced4ddcb4097134ff3c332f>
+  </documentManagement>
+</p:properties>
 </file>
 
 <file path=customXml/itemProps1.xml><?xml version="1.0" encoding="utf-8"?>
@@ -16147,12 +15251,9 @@
 </file>
 
 <file path=customXml/itemProps2.xml><?xml version="1.0" encoding="utf-8"?>
-<ds:datastoreItem xmlns:ds="http://schemas.openxmlformats.org/officeDocument/2006/customXml" ds:itemID="{1279454D-02BE-4A9C-A117-DCD1573E2608}">
+<ds:datastoreItem xmlns:ds="http://schemas.openxmlformats.org/officeDocument/2006/customXml" ds:itemID="{7DE76CD2-20FC-4CD9-AC5C-99B7E19AF327}">
   <ds:schemaRefs>
-    <ds:schemaRef ds:uri="http://schemas.microsoft.com/office/2006/metadata/properties"/>
-    <ds:schemaRef ds:uri="http://schemas.microsoft.com/office/infopath/2007/PartnerControls"/>
-    <ds:schemaRef ds:uri="13c90a0b-73bc-4dc0-be5f-28d77b615beb"/>
-    <ds:schemaRef ds:uri="13c93bba-48ce-428c-bfe5-88b42c19b028"/>
+    <ds:schemaRef ds:uri="http://schemas.openxmlformats.org/officeDocument/2006/bibliography"/>
   </ds:schemaRefs>
 </ds:datastoreItem>
 </file>
@@ -16166,9 +15267,12 @@
 </file>
 
 <file path=customXml/itemProps4.xml><?xml version="1.0" encoding="utf-8"?>
-<ds:datastoreItem xmlns:ds="http://schemas.openxmlformats.org/officeDocument/2006/customXml" ds:itemID="{7DE76CD2-20FC-4CD9-AC5C-99B7E19AF327}">
+<ds:datastoreItem xmlns:ds="http://schemas.openxmlformats.org/officeDocument/2006/customXml" ds:itemID="{1279454D-02BE-4A9C-A117-DCD1573E2608}">
   <ds:schemaRefs>
-    <ds:schemaRef ds:uri="http://schemas.openxmlformats.org/officeDocument/2006/bibliography"/>
+    <ds:schemaRef ds:uri="http://schemas.microsoft.com/office/2006/metadata/properties"/>
+    <ds:schemaRef ds:uri="http://schemas.microsoft.com/office/infopath/2007/PartnerControls"/>
+    <ds:schemaRef ds:uri="13c90a0b-73bc-4dc0-be5f-28d77b615beb"/>
+    <ds:schemaRef ds:uri="13c93bba-48ce-428c-bfe5-88b42c19b028"/>
   </ds:schemaRefs>
 </ds:datastoreItem>
 </file>